--- a/examples/图表附加项颗粒度示例.docx
+++ b/examples/图表附加项颗粒度示例.docx
@@ -453,7 +453,7 @@
         <w:framePr w:h="6974" w:hRule="exact" w:wrap="around" w:x="1419" w:anchorLock="1"/>
       </w:pPr>
       <w:r>
-        <w:t>图表附加项颗粒度示例</w:t>
+        <w:t>表格附加项颗粒度示例</w:t>
       </w:r>
       <w:bookmarkStart w:id="7" w:name="CSTD_NAME"/>
       <w:bookmarkEnd w:id="7"/>
@@ -479,7 +479,7 @@
           <w:rFonts w:eastAsia="黑体"/>
           <w:szCs w:val="28"/>
         </w:rPr>
-        <w:t>Granular example for table and figure add-ons</w:t>
+        <w:t>Granular example for table add-ons</w:t>
       </w:r>
       <w:bookmarkStart w:id="8" w:name="ESTD_NAME"/>
       <w:bookmarkEnd w:id="8"/>
@@ -934,7 +934,7 @@
         <w:rPr>
           <w:b/>
         </w:rPr>
-        <w:t>图表附加项颗粒度示例</w:t>
+        <w:t>表格附加项颗粒度示例</w:t>
       </w:r>
     </w:p>
     <w:p>
@@ -950,7 +950,7 @@
         <w:pStyle w:val="56"/>
       </w:pPr>
       <w:r>
-        <w:t>本文件给出了表注、表来源、图注和图来源的 Markdown 写法示例。</w:t>
+        <w:t>本文件按 GB/T 1.1—2020 的表格和图示例展示单位陈述、图表内普通注、标引序号说明和脚注的 Markdown 写法。</w:t>
       </w:r>
     </w:p>
     <w:p>
@@ -987,104 +987,60 @@
         <w:pStyle w:val="104"/>
       </w:pPr>
       <w:r>
-        <w:t>图表附加项</w:t>
+        <w:t>表格示例</w:t>
       </w:r>
     </w:p>
     <w:p>
       <w:pPr>
-        <w:pStyle w:val="56"/>
-      </w:pPr>
-      <w:r>
-        <w:t>本章展示</w:t>
-      </w:r>
-      <w:r>
-        <w:fldChar w:fldCharType="begin"/>
-      </w:r>
-      <w:r>
-        <w:instrText xml:space="preserve"> REF _Ref259729730 \h </w:instrText>
-      </w:r>
-      <w:r>
-        <w:fldChar w:fldCharType="separate"/>
-      </w:r>
-      <w:r>
-        <w:t>?</w:t>
-      </w:r>
-      <w:r>
-        <w:fldChar w:fldCharType="end"/>
-      </w:r>
-      <w:r>
-        <w:t>和</w:t>
-      </w:r>
-      <w:r>
-        <w:fldChar w:fldCharType="begin"/>
-      </w:r>
-      <w:r>
-        <w:instrText xml:space="preserve"> REF _Ref472331173 \h </w:instrText>
-      </w:r>
-      <w:r>
-        <w:fldChar w:fldCharType="separate"/>
-      </w:r>
-      <w:r>
-        <w:t>?</w:t>
-      </w:r>
-      <w:r>
-        <w:fldChar w:fldCharType="end"/>
-      </w:r>
-      <w:r>
-        <w:t>的附加项生成效果。</w:t>
-      </w:r>
-    </w:p>
-    <w:p>
-      <w:pPr>
         <w:pStyle w:val="112"/>
         <w:numPr>
           <w:ilvl w:val="0"/>
-          <w:numId w:val="0"/>
+          <w:numId w:val="16"/>
         </w:numPr>
       </w:pPr>
-      <w:bookmarkStart w:id="1001" w:name="_Ref582930831"/>
-      <w:bookmarkStart w:id="1002" w:name="_Ref259729730"/>
-      <w:r>
-        <w:t>表</w:t>
-      </w:r>
-      <w:r>
-        <w:fldChar w:fldCharType="begin"/>
-      </w:r>
-      <w:r>
-        <w:instrText xml:space="preserve"> SEQ 表 \* ARABIC \r 1 </w:instrText>
-      </w:r>
-      <w:r>
-        <w:fldChar w:fldCharType="separate"/>
-      </w:r>
-      <w:bookmarkStart w:id="1003" w:name="_Ref392244324"/>
-      <w:r>
-        <w:t>1</w:t>
-      </w:r>
-      <w:r>
-        <w:fldChar w:fldCharType="end"/>
-      </w:r>
-      <w:bookmarkEnd w:id="1003"/>
-      <w:bookmarkEnd w:id="1002"/>
       <w:r>
         <w:t xml:space="preserve">　</w:t>
       </w:r>
-      <w:bookmarkStart w:id="1004" w:name="_Ref915787109"/>
+      <w:bookmarkStart w:id="1001" w:name="_Ref732436255"/>
+      <w:bookmarkStart w:id="1002" w:name="_Ref897873049"/>
+      <w:bookmarkStart w:id="1003" w:name="_Ref151424007"/>
+      <w:bookmarkStart w:id="1004" w:name="_Ref688101815"/>
       <w:r>
-        <w:t>图表附加项输入标记</w:t>
+        <w:t>表题</w:t>
       </w:r>
       <w:bookmarkEnd w:id="1001"/>
+      <w:bookmarkEnd w:id="1002"/>
+      <w:bookmarkEnd w:id="1003"/>
       <w:bookmarkEnd w:id="1004"/>
+    </w:p>
+    <w:p>
+      <w:pPr>
+        <w:pStyle w:val="192"/>
+        <w:jc w:val="right"/>
+      </w:pPr>
+      <w:r>
+        <w:t>单位为毫米</w:t>
+      </w:r>
     </w:p>
     <w:tbl>
       <w:tblPr>
         <w:tblStyle w:val="27"/>
         <w:tblW w:type="auto" w:w="0"/>
         <w:tblLook w:firstColumn="1" w:firstRow="1" w:lastColumn="0" w:lastRow="0" w:noHBand="0" w:noVBand="1" w:val="04A0"/>
+        <w:tblBorders>
+          <w:top w:val="single" w:sz="8" w:space="0" w:color="000000"/>
+          <w:left w:val="single" w:sz="8" w:space="0" w:color="000000"/>
+          <w:bottom w:val="single" w:sz="8" w:space="0" w:color="000000"/>
+          <w:right w:val="single" w:sz="8" w:space="0" w:color="000000"/>
+          <w:insideH w:val="single" w:sz="4" w:space="0" w:color="000000"/>
+          <w:insideV w:val="single" w:sz="4" w:space="0" w:color="000000"/>
+        </w:tblBorders>
       </w:tblPr>
       <w:tblGrid>
-        <w:gridCol w:w="3213"/>
-        <w:gridCol w:w="3213"/>
-        <w:gridCol w:w="3213"/>
+        <w:gridCol w:w="2409"/>
+        <w:gridCol w:w="2409"/>
+        <w:gridCol w:w="2409"/>
+        <w:gridCol w:w="2409"/>
       </w:tblGrid>
       <w:tr>
         <w:trPr>
@@ -1092,46 +1048,96 @@
         </w:trPr>
         <w:tc>
           <w:tcPr>
-            <w:tcW w:type="dxa" w:w="3213"/>
+            <w:tcW w:type="dxa" w:w="2409"/>
             <w:vAlign w:val="center"/>
+            <w:tcMar>
+              <w:top w:w="60" w:type="dxa"/>
+              <w:left w:w="100" w:type="dxa"/>
+              <w:bottom w:w="60" w:type="dxa"/>
+              <w:right w:w="100" w:type="dxa"/>
+            </w:tcMar>
           </w:tcPr>
           <w:p>
             <w:pPr>
               <w:pStyle w:val="178"/>
               <w:jc w:val="center"/>
             </w:pPr>
+            <w:r/>
             <w:r>
-              <w:t>附加项</w:t>
+              <w:t>类型</w:t>
             </w:r>
           </w:p>
         </w:tc>
         <w:tc>
           <w:tcPr>
-            <w:tcW w:type="dxa" w:w="3213"/>
+            <w:tcW w:type="dxa" w:w="2409"/>
             <w:vAlign w:val="center"/>
+            <w:tcMar>
+              <w:top w:w="60" w:type="dxa"/>
+              <w:left w:w="100" w:type="dxa"/>
+              <w:bottom w:w="60" w:type="dxa"/>
+              <w:right w:w="100" w:type="dxa"/>
+            </w:tcMar>
           </w:tcPr>
           <w:p>
             <w:pPr>
               <w:pStyle w:val="178"/>
               <w:jc w:val="center"/>
             </w:pPr>
+            <w:r/>
             <w:r>
-              <w:t>推荐写法</w:t>
+              <w:t>长度</w:t>
             </w:r>
           </w:p>
         </w:tc>
         <w:tc>
           <w:tcPr>
-            <w:tcW w:type="dxa" w:w="3213"/>
+            <w:tcW w:type="dxa" w:w="2409"/>
             <w:vAlign w:val="center"/>
+            <w:tcMar>
+              <w:top w:w="60" w:type="dxa"/>
+              <w:left w:w="100" w:type="dxa"/>
+              <w:bottom w:w="60" w:type="dxa"/>
+              <w:right w:w="100" w:type="dxa"/>
+            </w:tcMar>
           </w:tcPr>
           <w:p>
             <w:pPr>
               <w:pStyle w:val="178"/>
               <w:jc w:val="center"/>
             </w:pPr>
+            <w:r/>
             <w:r>
-              <w:t>绑定目标</w:t>
+              <w:t>内圆直径</w:t>
+            </w:r>
+            <w:r>
+              <w:rPr>
+                <w:rStyle w:val="102"/>
+                <w:vertAlign w:val="superscript"/>
+              </w:rPr>
+              <w:t>a</w:t>
+            </w:r>
+          </w:p>
+        </w:tc>
+        <w:tc>
+          <w:tcPr>
+            <w:tcW w:type="dxa" w:w="2409"/>
+            <w:vAlign w:val="center"/>
+            <w:tcMar>
+              <w:top w:w="60" w:type="dxa"/>
+              <w:left w:w="100" w:type="dxa"/>
+              <w:bottom w:w="60" w:type="dxa"/>
+              <w:right w:w="100" w:type="dxa"/>
+            </w:tcMar>
+          </w:tcPr>
+          <w:p>
+            <w:pPr>
+              <w:pStyle w:val="178"/>
+              <w:jc w:val="center"/>
+            </w:pPr>
+            <w:r/>
+            <w:r>
+              <w:t>外圆直径</w:t>
             </w:r>
           </w:p>
         </w:tc>
@@ -1139,46 +1145,89 @@
       <w:tr>
         <w:tc>
           <w:tcPr>
-            <w:tcW w:type="dxa" w:w="3213"/>
+            <w:tcW w:type="dxa" w:w="2409"/>
             <w:vAlign w:val="center"/>
+            <w:tcMar>
+              <w:top w:w="60" w:type="dxa"/>
+              <w:left w:w="100" w:type="dxa"/>
+              <w:bottom w:w="60" w:type="dxa"/>
+              <w:right w:w="100" w:type="dxa"/>
+            </w:tcMar>
           </w:tcPr>
           <w:p>
             <w:pPr>
               <w:pStyle w:val="178"/>
               <w:jc w:val="center"/>
             </w:pPr>
+            <w:r/>
             <w:r>
-              <w:t>表注</w:t>
+              <w:t>A</w:t>
             </w:r>
           </w:p>
         </w:tc>
         <w:tc>
           <w:tcPr>
-            <w:tcW w:type="dxa" w:w="3213"/>
+            <w:tcW w:type="dxa" w:w="2409"/>
             <w:vAlign w:val="center"/>
-          </w:tcPr>
-          <w:p>
-            <w:pPr>
-              <w:pStyle w:val="178"/>
-              <w:jc w:val="left"/>
-            </w:pPr>
-            <w:r>
-              <w:t>`{表注：...}`</w:t>
-            </w:r>
-          </w:p>
-        </w:tc>
-        <w:tc>
-          <w:tcPr>
-            <w:tcW w:type="dxa" w:w="3213"/>
-            <w:vAlign w:val="center"/>
+            <w:tcMar>
+              <w:top w:w="60" w:type="dxa"/>
+              <w:left w:w="100" w:type="dxa"/>
+              <w:bottom w:w="60" w:type="dxa"/>
+              <w:right w:w="100" w:type="dxa"/>
+            </w:tcMar>
           </w:tcPr>
           <w:p>
             <w:pPr>
               <w:pStyle w:val="178"/>
               <w:jc w:val="center"/>
             </w:pPr>
+            <w:r/>
             <w:r>
-              <w:t>上一张表</w:t>
+              <w:t>230</w:t>
+            </w:r>
+          </w:p>
+        </w:tc>
+        <w:tc>
+          <w:tcPr>
+            <w:tcW w:type="dxa" w:w="2409"/>
+            <w:vAlign w:val="center"/>
+            <w:tcMar>
+              <w:top w:w="60" w:type="dxa"/>
+              <w:left w:w="100" w:type="dxa"/>
+              <w:bottom w:w="60" w:type="dxa"/>
+              <w:right w:w="100" w:type="dxa"/>
+            </w:tcMar>
+          </w:tcPr>
+          <w:p>
+            <w:pPr>
+              <w:pStyle w:val="178"/>
+              <w:jc w:val="center"/>
+            </w:pPr>
+            <w:r/>
+            <w:r>
+              <w:t>100</w:t>
+            </w:r>
+          </w:p>
+        </w:tc>
+        <w:tc>
+          <w:tcPr>
+            <w:tcW w:type="dxa" w:w="2409"/>
+            <w:vAlign w:val="center"/>
+            <w:tcMar>
+              <w:top w:w="60" w:type="dxa"/>
+              <w:left w:w="100" w:type="dxa"/>
+              <w:bottom w:w="60" w:type="dxa"/>
+              <w:right w:w="100" w:type="dxa"/>
+            </w:tcMar>
+          </w:tcPr>
+          <w:p>
+            <w:pPr>
+              <w:pStyle w:val="178"/>
+              <w:jc w:val="center"/>
+            </w:pPr>
+            <w:r/>
+            <w:r>
+              <w:t>125</w:t>
             </w:r>
           </w:p>
         </w:tc>
@@ -1186,46 +1235,89 @@
       <w:tr>
         <w:tc>
           <w:tcPr>
-            <w:tcW w:type="dxa" w:w="3213"/>
+            <w:tcW w:type="dxa" w:w="2409"/>
             <w:vAlign w:val="center"/>
+            <w:tcMar>
+              <w:top w:w="60" w:type="dxa"/>
+              <w:left w:w="100" w:type="dxa"/>
+              <w:bottom w:w="60" w:type="dxa"/>
+              <w:right w:w="100" w:type="dxa"/>
+            </w:tcMar>
           </w:tcPr>
           <w:p>
             <w:pPr>
               <w:pStyle w:val="178"/>
               <w:jc w:val="center"/>
             </w:pPr>
+            <w:r/>
             <w:r>
-              <w:t>表来源</w:t>
+              <w:t>……</w:t>
             </w:r>
           </w:p>
         </w:tc>
         <w:tc>
           <w:tcPr>
-            <w:tcW w:type="dxa" w:w="3213"/>
+            <w:tcW w:type="dxa" w:w="2409"/>
             <w:vAlign w:val="center"/>
-          </w:tcPr>
-          <w:p>
-            <w:pPr>
-              <w:pStyle w:val="178"/>
-              <w:jc w:val="left"/>
-            </w:pPr>
-            <w:r>
-              <w:t>`{表来源：...}`</w:t>
-            </w:r>
-          </w:p>
-        </w:tc>
-        <w:tc>
-          <w:tcPr>
-            <w:tcW w:type="dxa" w:w="3213"/>
-            <w:vAlign w:val="center"/>
+            <w:tcMar>
+              <w:top w:w="60" w:type="dxa"/>
+              <w:left w:w="100" w:type="dxa"/>
+              <w:bottom w:w="60" w:type="dxa"/>
+              <w:right w:w="100" w:type="dxa"/>
+            </w:tcMar>
           </w:tcPr>
           <w:p>
             <w:pPr>
               <w:pStyle w:val="178"/>
               <w:jc w:val="center"/>
             </w:pPr>
+            <w:r/>
             <w:r>
-              <w:t>上一张表</w:t>
+              <w:t>……</w:t>
+            </w:r>
+          </w:p>
+        </w:tc>
+        <w:tc>
+          <w:tcPr>
+            <w:tcW w:type="dxa" w:w="2409"/>
+            <w:vAlign w:val="center"/>
+            <w:tcMar>
+              <w:top w:w="60" w:type="dxa"/>
+              <w:left w:w="100" w:type="dxa"/>
+              <w:bottom w:w="60" w:type="dxa"/>
+              <w:right w:w="100" w:type="dxa"/>
+            </w:tcMar>
+          </w:tcPr>
+          <w:p>
+            <w:pPr>
+              <w:pStyle w:val="178"/>
+              <w:jc w:val="center"/>
+            </w:pPr>
+            <w:r/>
+            <w:r>
+              <w:t>……</w:t>
+            </w:r>
+          </w:p>
+        </w:tc>
+        <w:tc>
+          <w:tcPr>
+            <w:tcW w:type="dxa" w:w="2409"/>
+            <w:vAlign w:val="center"/>
+            <w:tcMar>
+              <w:top w:w="60" w:type="dxa"/>
+              <w:left w:w="100" w:type="dxa"/>
+              <w:bottom w:w="60" w:type="dxa"/>
+              <w:right w:w="100" w:type="dxa"/>
+            </w:tcMar>
+          </w:tcPr>
+          <w:p>
+            <w:pPr>
+              <w:pStyle w:val="178"/>
+              <w:jc w:val="center"/>
+            </w:pPr>
+            <w:r/>
+            <w:r>
+              <w:t>……</w:t>
             </w:r>
           </w:p>
         </w:tc>
@@ -1233,46 +1325,49 @@
       <w:tr>
         <w:tc>
           <w:tcPr>
-            <w:tcW w:type="dxa" w:w="3213"/>
+            <w:tcW w:type="dxa" w:w="9636"/>
+            <w:gridSpan w:val="4"/>
             <w:vAlign w:val="center"/>
+            <w:tcMar>
+              <w:top w:w="60" w:type="dxa"/>
+              <w:left w:w="100" w:type="dxa"/>
+              <w:bottom w:w="60" w:type="dxa"/>
+              <w:right w:w="100" w:type="dxa"/>
+            </w:tcMar>
           </w:tcPr>
           <w:p>
             <w:pPr>
-              <w:pStyle w:val="178"/>
-              <w:jc w:val="center"/>
+              <w:pStyle w:val="56"/>
+              <w:jc w:val="left"/>
+              <w:ind w:firstLine="199" w:firstLineChars="95"/>
+            </w:pPr>
+            <w:r/>
+            <w:r>
+              <w:t>段（可包含要求型条款）</w:t>
+            </w:r>
+          </w:p>
+          <w:p>
+            <w:pPr>
+              <w:pStyle w:val="180"/>
+              <w:numPr>
+                <w:ilvl w:val="0"/>
+                <w:numId w:val="32"/>
+              </w:numPr>
             </w:pPr>
             <w:r>
-              <w:t>图注</w:t>
+              <w:t>表中的注的内容</w:t>
             </w:r>
           </w:p>
-        </w:tc>
-        <w:tc>
-          <w:tcPr>
-            <w:tcW w:type="dxa" w:w="3213"/>
-            <w:vAlign w:val="center"/>
-          </w:tcPr>
           <w:p>
             <w:pPr>
-              <w:pStyle w:val="178"/>
-              <w:jc w:val="left"/>
+              <w:pStyle w:val="180"/>
+              <w:numPr>
+                <w:ilvl w:val="0"/>
+                <w:numId w:val="32"/>
+              </w:numPr>
             </w:pPr>
             <w:r>
-              <w:t>`{图注：...}`</w:t>
-            </w:r>
-          </w:p>
-        </w:tc>
-        <w:tc>
-          <w:tcPr>
-            <w:tcW w:type="dxa" w:w="3213"/>
-            <w:vAlign w:val="center"/>
-          </w:tcPr>
-          <w:p>
-            <w:pPr>
-              <w:pStyle w:val="178"/>
-              <w:jc w:val="center"/>
-            </w:pPr>
-            <w:r>
-              <w:t>上一张图</w:t>
+              <w:t>表中的注的内容</w:t>
             </w:r>
           </w:p>
         </w:tc>
@@ -1280,217 +1375,362 @@
       <w:tr>
         <w:tc>
           <w:tcPr>
-            <w:tcW w:type="dxa" w:w="3213"/>
+            <w:tcW w:type="dxa" w:w="9636"/>
+            <w:gridSpan w:val="4"/>
             <w:vAlign w:val="center"/>
+            <w:tcMar>
+              <w:top w:w="60" w:type="dxa"/>
+              <w:left w:w="100" w:type="dxa"/>
+              <w:bottom w:w="60" w:type="dxa"/>
+              <w:right w:w="100" w:type="dxa"/>
+            </w:tcMar>
           </w:tcPr>
           <w:p>
             <w:pPr>
-              <w:pStyle w:val="178"/>
-              <w:jc w:val="center"/>
+              <w:pStyle w:val="101"/>
+              <w:numPr>
+                <w:ilvl w:val="0"/>
+                <w:numId w:val="33"/>
+              </w:numPr>
+              <w:jc w:val="left"/>
             </w:pPr>
+            <w:r/>
             <w:r>
-              <w:t>图来源</w:t>
+              <w:t>表脚注的内容</w:t>
             </w:r>
           </w:p>
         </w:tc>
+      </w:tr>
+      <w:tr>
         <w:tc>
           <w:tcPr>
-            <w:tcW w:type="dxa" w:w="3213"/>
+            <w:tcW w:type="dxa" w:w="9636"/>
+            <w:gridSpan w:val="4"/>
             <w:vAlign w:val="center"/>
+            <w:tcMar>
+              <w:top w:w="60" w:type="dxa"/>
+              <w:left w:w="100" w:type="dxa"/>
+              <w:bottom w:w="60" w:type="dxa"/>
+              <w:right w:w="100" w:type="dxa"/>
+            </w:tcMar>
           </w:tcPr>
           <w:p>
             <w:pPr>
-              <w:pStyle w:val="178"/>
+              <w:pStyle w:val="192"/>
+              <w:ind w:firstLine="0"/>
               <w:jc w:val="left"/>
             </w:pPr>
+            <w:r/>
             <w:r>
-              <w:t>`{图来源：...}`</w:t>
+              <w:t>来源：</w:t>
             </w:r>
-          </w:p>
-        </w:tc>
-        <w:tc>
-          <w:tcPr>
-            <w:tcW w:type="dxa" w:w="3213"/>
-            <w:vAlign w:val="center"/>
-          </w:tcPr>
-          <w:p>
-            <w:pPr>
-              <w:pStyle w:val="178"/>
-              <w:jc w:val="center"/>
-            </w:pPr>
             <w:r>
-              <w:t>上一张图</w:t>
+              <w:t>资料来自 GB/T 1.1 表格版式示例。</w:t>
             </w:r>
           </w:p>
         </w:tc>
       </w:tr>
     </w:tbl>
     <w:p>
-      <w:pPr>
-        <w:pStyle w:val="101"/>
-      </w:pPr>
+      <w:pPr/>
       <w:r>
-        <w:t>注：</w:t>
-      </w:r>
-      <w:r>
-        <w:rPr>
-          <w:rStyle w:val="102"/>
-        </w:rPr>
-        <w:t>未编号表注用于只有一条说明的场景。</w:t>
+        <w:br w:type="page"/>
       </w:r>
     </w:p>
     <w:p>
       <w:pPr>
-        <w:pStyle w:val="101"/>
+        <w:pStyle w:val="104"/>
       </w:pPr>
       <w:r>
-        <w:t>注1：</w:t>
-      </w:r>
-      <w:r>
-        <w:rPr>
-          <w:rStyle w:val="102"/>
-        </w:rPr>
-        <w:t>编号表注可继续引用</w:t>
-      </w:r>
-      <w:r>
-        <w:fldChar w:fldCharType="begin"/>
-      </w:r>
-      <w:r>
-        <w:instrText xml:space="preserve"> REF _Ref472331173 \h </w:instrText>
-      </w:r>
-      <w:r>
-        <w:fldChar w:fldCharType="separate"/>
-      </w:r>
-      <w:r>
-        <w:t>?</w:t>
-      </w:r>
-      <w:r>
-        <w:fldChar w:fldCharType="end"/>
-      </w:r>
-      <w:r>
-        <w:rPr>
-          <w:rStyle w:val="102"/>
-        </w:rPr>
-        <w:t>。</w:t>
+        <w:t>图示例</w:t>
       </w:r>
     </w:p>
     <w:p>
       <w:pPr>
         <w:pStyle w:val="192"/>
+        <w:jc w:val="right"/>
+      </w:pPr>
+      <w:r>
+        <w:t>关于单位的陈述</w:t>
+      </w:r>
+    </w:p>
+    <w:tbl>
+      <w:tblPr>
+        <w:tblLook w:firstColumn="1" w:firstRow="1" w:lastColumn="0" w:lastRow="0" w:noHBand="0" w:noVBand="1" w:val="04A0"/>
+        <w:tblW w:w="9638" w:type="dxa"/>
+        <w:tblBorders>
+          <w:top w:val="nil" w:sz="0" w:space="0" w:color="auto"/>
+          <w:left w:val="nil" w:sz="0" w:space="0" w:color="auto"/>
+          <w:bottom w:val="nil" w:sz="0" w:space="0" w:color="auto"/>
+          <w:right w:val="nil" w:sz="0" w:space="0" w:color="auto"/>
+          <w:insideH w:val="nil" w:sz="0" w:space="0" w:color="auto"/>
+          <w:insideV w:val="nil" w:sz="0" w:space="0" w:color="auto"/>
+        </w:tblBorders>
+      </w:tblPr>
+      <w:tblGrid>
+        <w:gridCol w:w="4819"/>
+        <w:gridCol w:w="4819"/>
+      </w:tblGrid>
+      <w:tr>
+        <w:tc>
+          <w:tcPr>
+            <w:tcW w:w="4819" w:type="dxa"/>
+            <w:vAlign w:val="center"/>
+            <w:tcMar>
+              <w:top w:w="40" w:type="dxa"/>
+              <w:left w:w="60" w:type="dxa"/>
+              <w:bottom w:w="40" w:type="dxa"/>
+              <w:right w:w="60" w:type="dxa"/>
+            </w:tcMar>
+          </w:tcPr>
+          <w:p>
+            <w:pPr>
+              <w:jc w:val="center"/>
+              <w:spacing w:line="240" w:lineRule="auto" w:before="120" w:after="120"/>
+            </w:pPr>
+            <w:r/>
+            <w:r>
+              <w:drawing>
+                <wp:inline xmlns:a="http://schemas.openxmlformats.org/drawingml/2006/main" xmlns:pic="http://schemas.openxmlformats.org/drawingml/2006/picture">
+                  <wp:extent cx="2840065" cy="1420032"/>
+                  <wp:docPr id="74" name="Picture 74"/>
+                  <wp:cNvGraphicFramePr>
+                    <a:graphicFrameLocks noChangeAspect="1"/>
+                  </wp:cNvGraphicFramePr>
+                  <a:graphic>
+                    <a:graphicData uri="http://schemas.openxmlformats.org/drawingml/2006/picture">
+                      <pic:pic>
+                        <pic:nvPicPr>
+                          <pic:cNvPr id="0" name="subfigure-a.png"/>
+                          <pic:cNvPicPr/>
+                        </pic:nvPicPr>
+                        <pic:blipFill>
+                          <a:blip r:embed="rId21"/>
+                          <a:stretch>
+                            <a:fillRect/>
+                          </a:stretch>
+                        </pic:blipFill>
+                        <pic:spPr>
+                          <a:xfrm>
+                            <a:off x="0" y="0"/>
+                            <a:ext cx="2840065" cy="1420032"/>
+                          </a:xfrm>
+                          <a:prstGeom prst="rect"/>
+                        </pic:spPr>
+                      </pic:pic>
+                    </a:graphicData>
+                  </a:graphic>
+                </wp:inline>
+              </w:drawing>
+            </w:r>
+          </w:p>
+        </w:tc>
+        <w:tc>
+          <w:tcPr>
+            <w:tcW w:w="4819" w:type="dxa"/>
+            <w:vAlign w:val="center"/>
+            <w:tcMar>
+              <w:top w:w="40" w:type="dxa"/>
+              <w:left w:w="60" w:type="dxa"/>
+              <w:bottom w:w="40" w:type="dxa"/>
+              <w:right w:w="60" w:type="dxa"/>
+            </w:tcMar>
+          </w:tcPr>
+          <w:p>
+            <w:pPr>
+              <w:jc w:val="center"/>
+              <w:spacing w:line="240" w:lineRule="auto" w:before="120" w:after="120"/>
+            </w:pPr>
+            <w:r/>
+            <w:r>
+              <w:drawing>
+                <wp:inline xmlns:a="http://schemas.openxmlformats.org/drawingml/2006/main" xmlns:pic="http://schemas.openxmlformats.org/drawingml/2006/picture">
+                  <wp:extent cx="2840065" cy="1420032"/>
+                  <wp:docPr id="75" name="Picture 75"/>
+                  <wp:cNvGraphicFramePr>
+                    <a:graphicFrameLocks noChangeAspect="1"/>
+                  </wp:cNvGraphicFramePr>
+                  <a:graphic>
+                    <a:graphicData uri="http://schemas.openxmlformats.org/drawingml/2006/picture">
+                      <pic:pic>
+                        <pic:nvPicPr>
+                          <pic:cNvPr id="0" name="subfigure-b.png"/>
+                          <pic:cNvPicPr/>
+                        </pic:nvPicPr>
+                        <pic:blipFill>
+                          <a:blip r:embed="rId22"/>
+                          <a:stretch>
+                            <a:fillRect/>
+                          </a:stretch>
+                        </pic:blipFill>
+                        <pic:spPr>
+                          <a:xfrm>
+                            <a:off x="0" y="0"/>
+                            <a:ext cx="2840065" cy="1420032"/>
+                          </a:xfrm>
+                          <a:prstGeom prst="rect"/>
+                        </pic:spPr>
+                      </pic:pic>
+                    </a:graphicData>
+                  </a:graphic>
+                </wp:inline>
+              </w:drawing>
+            </w:r>
+          </w:p>
+        </w:tc>
+      </w:tr>
+      <w:tr>
+        <w:tc>
+          <w:tcPr>
+            <w:tcW w:w="4819" w:type="dxa"/>
+            <w:vAlign w:val="center"/>
+            <w:tcMar>
+              <w:top w:w="0" w:type="dxa"/>
+              <w:left w:w="60" w:type="dxa"/>
+              <w:bottom w:w="80" w:type="dxa"/>
+              <w:right w:w="60" w:type="dxa"/>
+            </w:tcMar>
+          </w:tcPr>
+          <w:p>
+            <w:pPr>
+              <w:jc w:val="center"/>
+            </w:pPr>
+            <w:r/>
+            <w:r>
+              <w:t>a)　第一张分图题</w:t>
+            </w:r>
+          </w:p>
+        </w:tc>
+        <w:tc>
+          <w:tcPr>
+            <w:tcW w:w="4819" w:type="dxa"/>
+            <w:vAlign w:val="center"/>
+            <w:tcMar>
+              <w:top w:w="0" w:type="dxa"/>
+              <w:left w:w="60" w:type="dxa"/>
+              <w:bottom w:w="80" w:type="dxa"/>
+              <w:right w:w="60" w:type="dxa"/>
+            </w:tcMar>
+          </w:tcPr>
+          <w:p>
+            <w:pPr>
+              <w:jc w:val="center"/>
+            </w:pPr>
+            <w:r/>
+            <w:r>
+              <w:t>b)　第二张分图题</w:t>
+            </w:r>
+          </w:p>
+        </w:tc>
+      </w:tr>
+    </w:tbl>
+    <w:p>
+      <w:pPr>
+        <w:pStyle w:val="56"/>
+        <w:jc w:val="left"/>
+        <w:ind w:left="0"/>
+      </w:pPr>
+      <w:r>
+        <w:t>标引序号说明：</w:t>
+      </w:r>
+    </w:p>
+    <w:p>
+      <w:pPr>
+        <w:pStyle w:val="56"/>
+        <w:jc w:val="left"/>
+        <w:ind w:left="0"/>
+      </w:pPr>
+      <w:r>
+        <w:t>1</w:t>
+      </w:r>
+      <w:r>
+        <w:t>——</w:t>
+      </w:r>
+      <w:r>
+        <w:t>说明的内容</w:t>
+      </w:r>
+    </w:p>
+    <w:p>
+      <w:pPr>
+        <w:pStyle w:val="56"/>
+        <w:jc w:val="left"/>
+        <w:ind w:left="0"/>
+      </w:pPr>
+      <w:r>
+        <w:t>2</w:t>
+      </w:r>
+      <w:r>
+        <w:t>——</w:t>
+      </w:r>
+      <w:r>
+        <w:t>说明的内容</w:t>
+      </w:r>
+    </w:p>
+    <w:p>
+      <w:pPr>
+        <w:pStyle w:val="56"/>
+        <w:jc w:val="left"/>
+        <w:ind w:left="0"/>
+      </w:pPr>
+      <w:r>
+        <w:t>段（可包含要求型条款）</w:t>
+      </w:r>
+    </w:p>
+    <w:p>
+      <w:pPr>
+        <w:pStyle w:val="179"/>
+      </w:pPr>
+      <w:r>
+        <w:t>图中的注的内容</w:t>
+      </w:r>
+    </w:p>
+    <w:p>
+      <w:pPr>
+        <w:pStyle w:val="101"/>
+        <w:numPr>
+          <w:ilvl w:val="0"/>
+          <w:numId w:val="34"/>
+        </w:numPr>
+        <w:jc w:val="left"/>
+      </w:pPr>
+      <w:r>
+        <w:t>图脚注的内容</w:t>
+      </w:r>
+    </w:p>
+    <w:p>
+      <w:pPr>
+        <w:pStyle w:val="192"/>
+        <w:keepNext/>
       </w:pPr>
       <w:r>
         <w:t>来源：</w:t>
       </w:r>
       <w:r>
-        <w:t>资料来自生成器颗粒度对齐测试。</w:t>
+        <w:t>资料来自 GB/T 1.1 图示例。</w:t>
       </w:r>
     </w:p>
     <w:p>
-      <w:pPr/>
-      <w:r>
-        <w:t>[缺少图片：images/missing-addon-flow.png]</w:t>
-      </w:r>
-    </w:p>
-    <w:p>
       <w:pPr>
         <w:pStyle w:val="114"/>
         <w:numPr>
           <w:ilvl w:val="0"/>
-          <w:numId w:val="0"/>
+          <w:numId w:val="17"/>
         </w:numPr>
       </w:pPr>
-      <w:bookmarkStart w:id="1005" w:name="_Ref450114667"/>
-      <w:bookmarkStart w:id="1006" w:name="_Ref472331173"/>
-      <w:r>
-        <w:t>图</w:t>
-      </w:r>
-      <w:r>
-        <w:fldChar w:fldCharType="begin"/>
-      </w:r>
-      <w:r>
-        <w:instrText xml:space="preserve"> SEQ 图 \* ARABIC \r 1 </w:instrText>
-      </w:r>
-      <w:r>
-        <w:fldChar w:fldCharType="separate"/>
-      </w:r>
-      <w:bookmarkStart w:id="1007" w:name="_Ref245513435"/>
-      <w:r>
-        <w:t>1</w:t>
-      </w:r>
-      <w:r>
-        <w:fldChar w:fldCharType="end"/>
-      </w:r>
-      <w:bookmarkEnd w:id="1007"/>
-      <w:bookmarkEnd w:id="1006"/>
       <w:r>
         <w:t xml:space="preserve">　</w:t>
       </w:r>
-      <w:bookmarkStart w:id="1008" w:name="_Ref763982934"/>
+      <w:bookmarkStart w:id="1005" w:name="_Ref144773261"/>
+      <w:bookmarkStart w:id="1006" w:name="_Ref844577972"/>
+      <w:bookmarkStart w:id="1007" w:name="_Ref860876167"/>
+      <w:bookmarkStart w:id="1008" w:name="_Ref561634870"/>
       <w:r>
-        <w:t>附加项流程</w:t>
+        <w:t>图题</w:t>
       </w:r>
       <w:bookmarkEnd w:id="1005"/>
+      <w:bookmarkEnd w:id="1006"/>
+      <w:bookmarkEnd w:id="1007"/>
       <w:bookmarkEnd w:id="1008"/>
-    </w:p>
-    <w:p>
-      <w:pPr>
-        <w:pStyle w:val="101"/>
-      </w:pPr>
-      <w:r>
-        <w:t>注：</w:t>
-      </w:r>
-      <w:r>
-        <w:rPr>
-          <w:rStyle w:val="102"/>
-        </w:rPr>
-        <w:t>图注用于说明图中的符号、颜色或流程边界。</w:t>
-      </w:r>
-    </w:p>
-    <w:p>
-      <w:pPr>
-        <w:pStyle w:val="101"/>
-      </w:pPr>
-      <w:r>
-        <w:t>注1：</w:t>
-      </w:r>
-      <w:r>
-        <w:rPr>
-          <w:rStyle w:val="102"/>
-        </w:rPr>
-        <w:t>编号图注可继续引用</w:t>
-      </w:r>
-      <w:r>
-        <w:fldChar w:fldCharType="begin"/>
-      </w:r>
-      <w:r>
-        <w:instrText xml:space="preserve"> REF _Ref259729730 \h </w:instrText>
-      </w:r>
-      <w:r>
-        <w:fldChar w:fldCharType="separate"/>
-      </w:r>
-      <w:r>
-        <w:t>?</w:t>
-      </w:r>
-      <w:r>
-        <w:fldChar w:fldCharType="end"/>
-      </w:r>
-      <w:r>
-        <w:rPr>
-          <w:rStyle w:val="102"/>
-        </w:rPr>
-        <w:t>。</w:t>
-      </w:r>
-    </w:p>
-    <w:p>
-      <w:pPr>
-        <w:pStyle w:val="192"/>
-      </w:pPr>
-      <w:r>
-        <w:t>来源：</w:t>
-      </w:r>
-      <w:r>
-        <w:t>资料来自示例流程设计文件。</w:t>
-      </w:r>
     </w:p>
     <w:p>
       <w:pPr>
@@ -1543,7 +1783,7 @@
         <w:drawing>
           <wp:inline xmlns:a="http://schemas.openxmlformats.org/drawingml/2006/main" xmlns:pic="http://schemas.openxmlformats.org/drawingml/2006/picture">
             <wp:extent cx="1485900" cy="317500"/>
-            <wp:docPr id="74" name="Picture 74"/>
+            <wp:docPr id="76" name="Picture 76"/>
             <wp:cNvGraphicFramePr>
               <a:graphicFrameLocks noChangeAspect="1"/>
             </wp:cNvGraphicFramePr>
@@ -3911,7 +4151,7 @@
       <w:numFmt w:val="decimal"/>
       <w:pStyle w:val="114"/>
       <w:suff w:val="nothing"/>
-      <w:lvlText w:val="图%1　"/>
+      <w:lvlText w:val="图%1"/>
       <w:lvlJc w:val="left"/>
       <w:pPr>
         <w:ind w:left="0" w:firstLine="0"/>
@@ -4385,7 +4625,7 @@
       <w:numFmt w:val="decimal"/>
       <w:pStyle w:val="112"/>
       <w:suff w:val="nothing"/>
-      <w:lvlText w:val="表%1　"/>
+      <w:lvlText w:val="表%1"/>
       <w:lvlJc w:val="left"/>
       <w:pPr>
         <w:ind w:left="0" w:firstLine="0"/>
@@ -5697,6 +5937,96 @@
   </w:num>
   <w:num w:numId="31">
     <w:abstractNumId w:val="22"/>
+  </w:num>
+  <w:num w:numId="32">
+    <w:abstractNumId w:val="2"/>
+    <w:lvlOverride w:ilvl="0">
+      <w:startOverride w:val="1"/>
+    </w:lvlOverride>
+    <w:lvlOverride w:ilvl="1">
+      <w:startOverride w:val="1"/>
+    </w:lvlOverride>
+    <w:lvlOverride w:ilvl="2">
+      <w:startOverride w:val="1"/>
+    </w:lvlOverride>
+    <w:lvlOverride w:ilvl="3">
+      <w:startOverride w:val="1"/>
+    </w:lvlOverride>
+    <w:lvlOverride w:ilvl="4">
+      <w:startOverride w:val="1"/>
+    </w:lvlOverride>
+    <w:lvlOverride w:ilvl="5">
+      <w:startOverride w:val="1"/>
+    </w:lvlOverride>
+    <w:lvlOverride w:ilvl="6">
+      <w:startOverride w:val="1"/>
+    </w:lvlOverride>
+    <w:lvlOverride w:ilvl="7">
+      <w:startOverride w:val="1"/>
+    </w:lvlOverride>
+    <w:lvlOverride w:ilvl="8">
+      <w:startOverride w:val="1"/>
+    </w:lvlOverride>
+  </w:num>
+  <w:num w:numId="33">
+    <w:abstractNumId w:val="11"/>
+    <w:lvlOverride w:ilvl="0">
+      <w:startOverride w:val="1"/>
+    </w:lvlOverride>
+    <w:lvlOverride w:ilvl="1">
+      <w:startOverride w:val="1"/>
+    </w:lvlOverride>
+    <w:lvlOverride w:ilvl="2">
+      <w:startOverride w:val="1"/>
+    </w:lvlOverride>
+    <w:lvlOverride w:ilvl="3">
+      <w:startOverride w:val="1"/>
+    </w:lvlOverride>
+    <w:lvlOverride w:ilvl="4">
+      <w:startOverride w:val="1"/>
+    </w:lvlOverride>
+    <w:lvlOverride w:ilvl="5">
+      <w:startOverride w:val="1"/>
+    </w:lvlOverride>
+    <w:lvlOverride w:ilvl="6">
+      <w:startOverride w:val="1"/>
+    </w:lvlOverride>
+    <w:lvlOverride w:ilvl="7">
+      <w:startOverride w:val="1"/>
+    </w:lvlOverride>
+    <w:lvlOverride w:ilvl="8">
+      <w:startOverride w:val="1"/>
+    </w:lvlOverride>
+  </w:num>
+  <w:num w:numId="34">
+    <w:abstractNumId w:val="11"/>
+    <w:lvlOverride w:ilvl="0">
+      <w:startOverride w:val="1"/>
+    </w:lvlOverride>
+    <w:lvlOverride w:ilvl="1">
+      <w:startOverride w:val="1"/>
+    </w:lvlOverride>
+    <w:lvlOverride w:ilvl="2">
+      <w:startOverride w:val="1"/>
+    </w:lvlOverride>
+    <w:lvlOverride w:ilvl="3">
+      <w:startOverride w:val="1"/>
+    </w:lvlOverride>
+    <w:lvlOverride w:ilvl="4">
+      <w:startOverride w:val="1"/>
+    </w:lvlOverride>
+    <w:lvlOverride w:ilvl="5">
+      <w:startOverride w:val="1"/>
+    </w:lvlOverride>
+    <w:lvlOverride w:ilvl="6">
+      <w:startOverride w:val="1"/>
+    </w:lvlOverride>
+    <w:lvlOverride w:ilvl="7">
+      <w:startOverride w:val="1"/>
+    </w:lvlOverride>
+    <w:lvlOverride w:ilvl="8">
+      <w:startOverride w:val="1"/>
+    </w:lvlOverride>
   </w:num>
 </w:numbering>
 </file>

--- a/examples/图表附加项颗粒度示例.docx
+++ b/examples/图表附加项颗粒度示例.docx
@@ -1056,6 +1056,9 @@
               <w:bottom w:w="60" w:type="dxa"/>
               <w:right w:w="100" w:type="dxa"/>
             </w:tcMar>
+            <w:tcBorders>
+              <w:bottom w:val="single" w:sz="8" w:space="0" w:color="000000"/>
+            </w:tcBorders>
           </w:tcPr>
           <w:p>
             <w:pPr>
@@ -1078,6 +1081,9 @@
               <w:bottom w:w="60" w:type="dxa"/>
               <w:right w:w="100" w:type="dxa"/>
             </w:tcMar>
+            <w:tcBorders>
+              <w:bottom w:val="single" w:sz="8" w:space="0" w:color="000000"/>
+            </w:tcBorders>
           </w:tcPr>
           <w:p>
             <w:pPr>
@@ -1100,6 +1106,9 @@
               <w:bottom w:w="60" w:type="dxa"/>
               <w:right w:w="100" w:type="dxa"/>
             </w:tcMar>
+            <w:tcBorders>
+              <w:bottom w:val="single" w:sz="8" w:space="0" w:color="000000"/>
+            </w:tcBorders>
           </w:tcPr>
           <w:p>
             <w:pPr>
@@ -1129,6 +1138,9 @@
               <w:bottom w:w="60" w:type="dxa"/>
               <w:right w:w="100" w:type="dxa"/>
             </w:tcMar>
+            <w:tcBorders>
+              <w:bottom w:val="single" w:sz="8" w:space="0" w:color="000000"/>
+            </w:tcBorders>
           </w:tcPr>
           <w:p>
             <w:pPr>

--- a/examples/图表附加项颗粒度示例.docx
+++ b/examples/图表附加项颗粒度示例.docx
@@ -60,7 +60,7 @@
             </w:pPr>
             <w:r>
               <w:rPr>
-                <w:rFonts w:ascii="Times New Roman" w:hAnsi="Times New Roman" w:eastAsia="黑体"/>
+                <w:rFonts w:ascii="Times New Roman" w:hAnsi="Times New Roman" w:eastAsia="黑体" w:hint="eastAsia"/>
                 <w:sz w:val="21"/>
                 <w:szCs w:val="21"/>
               </w:rPr>
@@ -68,7 +68,7 @@
             </w:r>
             <w:r>
               <w:rPr>
-                <w:rFonts w:ascii="黑体" w:hAnsi="黑体" w:eastAsia="黑体"/>
+                <w:rFonts w:ascii="黑体" w:hAnsi="黑体" w:eastAsia="黑体" w:hint="eastAsia"/>
                 <w:sz w:val="21"/>
                 <w:szCs w:val="21"/>
               </w:rPr>
@@ -98,7 +98,7 @@
             </w:pPr>
             <w:r>
               <w:rPr>
-                <w:rFonts w:ascii="黑体" w:hAnsi="黑体" w:eastAsia="黑体"/>
+                <w:rFonts w:ascii="黑体" w:hAnsi="黑体" w:eastAsia="黑体" w:hint="eastAsia"/>
                 <w:sz w:val="21"/>
                 <w:szCs w:val="21"/>
               </w:rPr>
@@ -148,7 +148,7 @@
             </w:pPr>
             <w:r>
               <w:rPr>
-                <w:rFonts w:ascii="Times New Roman" w:hAnsi="Times New Roman" w:eastAsia="黑体"/>
+                <w:rFonts w:ascii="Times New Roman" w:hAnsi="Times New Roman" w:eastAsia="黑体" w:hint="eastAsia"/>
                 <w:sz w:val="21"/>
                 <w:szCs w:val="21"/>
               </w:rPr>
@@ -156,7 +156,7 @@
             </w:r>
             <w:r>
               <w:rPr>
-                <w:rFonts w:ascii="黑体" w:hAnsi="黑体" w:eastAsia="黑体"/>
+                <w:rFonts w:ascii="黑体" w:hAnsi="黑体" w:eastAsia="黑体" w:hint="eastAsia"/>
                 <w:sz w:val="21"/>
                 <w:szCs w:val="21"/>
               </w:rPr>
@@ -234,6 +234,7 @@
                     <w:rPr>
                       <w:sz w:val="21"/>
                       <w:szCs w:val="21"/>
+                      <w:rFonts w:hint="eastAsia"/>
                     </w:rPr>
                     <w:t xml:space="preserve"> </w:t>
                   </w:r>
@@ -259,7 +260,7 @@
             </w:pPr>
             <w:r>
               <w:rPr>
-                <w:rFonts w:ascii="黑体" w:hAnsi="黑体" w:eastAsia="黑体"/>
+                <w:rFonts w:ascii="黑体" w:hAnsi="黑体" w:eastAsia="黑体" w:hint="eastAsia"/>
                 <w:sz w:val="21"/>
                 <w:szCs w:val="21"/>
               </w:rPr>
@@ -302,6 +303,9 @@
         <w:framePr/>
       </w:pPr>
       <w:r>
+        <w:rPr>
+          <w:rFonts w:hint="eastAsia"/>
+        </w:rPr>
         <w:t>T/DEMO 002-2026</w:t>
       </w:r>
       <w:bookmarkStart w:id="3" w:name="文字1"/>
@@ -347,7 +351,7 @@
       </w:r>
       <w:r>
         <w:rPr>
-          <w:rFonts w:hAnsi="黑体"/>
+          <w:rFonts w:hAnsi="黑体" w:hint="eastAsia"/>
         </w:rPr>
         <w:t>     </w:t>
       </w:r>
@@ -453,6 +457,9 @@
         <w:framePr w:h="6974" w:hRule="exact" w:wrap="around" w:x="1419" w:anchorLock="1"/>
       </w:pPr>
       <w:r>
+        <w:rPr>
+          <w:rFonts w:hint="eastAsia"/>
+        </w:rPr>
         <w:t>表格附加项颗粒度示例</w:t>
       </w:r>
       <w:bookmarkStart w:id="7" w:name="CSTD_NAME"/>
@@ -476,7 +483,7 @@
       </w:pPr>
       <w:r>
         <w:rPr>
-          <w:rFonts w:eastAsia="黑体"/>
+          <w:rFonts w:eastAsia="黑体" w:hint="eastAsia"/>
           <w:szCs w:val="28"/>
         </w:rPr>
         <w:t>Granular example for table add-ons</w:t>
@@ -604,6 +611,7 @@
         <w:rPr>
           <w:sz w:val="21"/>
           <w:szCs w:val="28"/>
+          <w:rFonts w:hint="eastAsia"/>
         </w:rPr>
         <w:t>     </w:t>
       </w:r>
@@ -681,7 +689,7 @@
       </w:pPr>
       <w:r>
         <w:rPr>
-          <w:rFonts w:ascii="黑体"/>
+          <w:rFonts w:ascii="黑体" w:hint="eastAsia"/>
         </w:rPr>
         <w:t>2026-06-08发布</w:t>
       </w:r>
@@ -699,7 +707,7 @@
       </w:pPr>
       <w:r>
         <w:rPr>
-          <w:rFonts w:ascii="黑体"/>
+          <w:rFonts w:ascii="黑体" w:hint="eastAsia"/>
         </w:rPr>
         <w:t>2026-07-01实施</w:t>
       </w:r>
@@ -720,7 +728,7 @@
       </w:pPr>
       <w:r>
         <w:rPr>
-          <w:rFonts w:hAnsi="黑体"/>
+          <w:rFonts w:hAnsi="黑体" w:hint="eastAsia"/>
           <w:w w:val="100"/>
           <w:sz w:val="28"/>
         </w:rPr>
@@ -825,10 +833,14 @@
       <w:r>
         <w:rPr>
           <w:spacing w:val="320"/>
+          <w:rFonts w:hint="eastAsia"/>
         </w:rPr>
         <w:t>目</w:t>
       </w:r>
       <w:r>
+        <w:rPr>
+          <w:rFonts w:hint="eastAsia"/>
+        </w:rPr>
         <w:t>次</w:t>
       </w:r>
     </w:p>
@@ -836,6 +848,9 @@
       <w:pPr/>
       <w:fldSimple w:instr=" TOC \o &quot;1-3&quot; \h \z \u ">
         <w:r>
+          <w:rPr>
+            <w:rFonts w:hint="eastAsia"/>
+          </w:rPr>
           <w:t>右键此处选择"更新域"以生成目次。</w:t>
         </w:r>
       </w:fldSimple>
@@ -863,50 +878,74 @@
       <w:r>
         <w:rPr>
           <w:spacing w:val="320"/>
+          <w:rFonts w:hint="eastAsia"/>
         </w:rPr>
         <w:t>前</w:t>
       </w:r>
       <w:r>
+        <w:rPr>
+          <w:rFonts w:hint="eastAsia"/>
+        </w:rPr>
         <w:t>言</w:t>
       </w:r>
     </w:p>
     <w:p>
       <w:pPr>
         <w:pStyle w:val="56"/>
+        <w:ind w:firstLine="420"/>
       </w:pPr>
       <w:r>
+        <w:rPr>
+          <w:rFonts w:hint="eastAsia"/>
+        </w:rPr>
         <w:t>本文件按照GB/T 1.1—2020《标准化工作导则　第1部分：标准化文件的结构和起草规则》的规定起草。</w:t>
       </w:r>
     </w:p>
     <w:p>
       <w:pPr>
         <w:pStyle w:val="56"/>
+        <w:ind w:firstLine="420"/>
       </w:pPr>
       <w:r>
+        <w:rPr>
+          <w:rFonts w:hint="eastAsia"/>
+        </w:rPr>
         <w:t>请注意本文件的某些内容可能涉及专利。本文件的发布机构不承担识别专利的责任。</w:t>
       </w:r>
     </w:p>
     <w:p>
       <w:pPr>
         <w:pStyle w:val="56"/>
+        <w:ind w:firstLine="420"/>
       </w:pPr>
       <w:r>
+        <w:rPr>
+          <w:rFonts w:hint="eastAsia"/>
+        </w:rPr>
         <w:t>本文件由示例标准化技术委员会提出并归口。</w:t>
       </w:r>
     </w:p>
     <w:p>
       <w:pPr>
         <w:pStyle w:val="56"/>
+        <w:ind w:firstLine="420"/>
       </w:pPr>
       <w:r>
+        <w:rPr>
+          <w:rFonts w:hint="eastAsia"/>
+        </w:rPr>
         <w:t>本文件起草单位：示例标准化研究中心。</w:t>
       </w:r>
     </w:p>
     <w:p>
       <w:pPr>
         <w:pStyle w:val="56"/>
+        <w:ind w:firstLine="420"/>
       </w:pPr>
       <w:r>
+        <w:rPr>
+          <w:rFonts w:hint="eastAsia"/>
+        </w:rPr>
         <w:t>本文件主要起草人：张三。</w:t>
       </w:r>
     </w:p>
@@ -933,6 +972,7 @@
       <w:r>
         <w:rPr>
           <w:b/>
+          <w:rFonts w:hint="eastAsia"/>
         </w:rPr>
         <w:t>表格附加项颗粒度示例</w:t>
       </w:r>
@@ -942,14 +982,21 @@
         <w:pStyle w:val="104"/>
       </w:pPr>
       <w:r>
+        <w:rPr>
+          <w:rFonts w:hint="eastAsia"/>
+        </w:rPr>
         <w:t>范围</w:t>
       </w:r>
     </w:p>
     <w:p>
       <w:pPr>
         <w:pStyle w:val="56"/>
+        <w:ind w:firstLine="420"/>
       </w:pPr>
       <w:r>
+        <w:rPr>
+          <w:rFonts w:hint="eastAsia"/>
+        </w:rPr>
         <w:t>本文件按 GB/T 1.1—2020 的表格和图示例展示单位陈述、图表内普通注、标引序号说明和脚注的 Markdown 写法。</w:t>
       </w:r>
     </w:p>
@@ -958,27 +1005,41 @@
         <w:pStyle w:val="104"/>
       </w:pPr>
       <w:r>
+        <w:rPr>
+          <w:rFonts w:hint="eastAsia"/>
+        </w:rPr>
         <w:t>规范性引用文件</w:t>
       </w:r>
     </w:p>
     <w:p>
       <w:pPr>
         <w:pStyle w:val="56"/>
+        <w:ind w:firstLine="420"/>
       </w:pPr>
       <w:r>
+        <w:rPr>
+          <w:rFonts w:hint="eastAsia"/>
+        </w:rPr>
         <w:t>下列文件中的内容通过文中的规范性引用而构成本文件必不可少的条款。其中，注日期的引用文件，仅该日期对应的版本适用于本文件；不注日期的引用文件，其最新版本（包括所有的修改单）适用于本文件。</w:t>
       </w:r>
     </w:p>
     <w:p>
       <w:pPr>
         <w:pStyle w:val="56"/>
+        <w:ind w:firstLine="420"/>
       </w:pPr>
       <w:bookmarkStart w:id="1000" w:name="Ref_GB_T1_1"/>
       <w:r>
+        <w:rPr>
+          <w:rFonts w:hint="eastAsia"/>
+        </w:rPr>
         <w:t>GB/T 1.1</w:t>
       </w:r>
       <w:bookmarkEnd w:id="1000"/>
       <w:r>
+        <w:rPr>
+          <w:rFonts w:hint="eastAsia"/>
+        </w:rPr>
         <w:t xml:space="preserve">  标准化工作导则</w:t>
       </w:r>
     </w:p>
@@ -987,6 +1048,9 @@
         <w:pStyle w:val="104"/>
       </w:pPr>
       <w:r>
+        <w:rPr>
+          <w:rFonts w:hint="eastAsia"/>
+        </w:rPr>
         <w:t>表格示例</w:t>
       </w:r>
     </w:p>
@@ -997,8 +1061,12 @@
           <w:ilvl w:val="0"/>
           <w:numId w:val="16"/>
         </w:numPr>
+        <w:keepNext/>
       </w:pPr>
       <w:r>
+        <w:rPr>
+          <w:rFonts w:hint="eastAsia"/>
+        </w:rPr>
         <w:t xml:space="preserve">　</w:t>
       </w:r>
       <w:bookmarkStart w:id="1001" w:name="_Ref732436255"/>
@@ -1006,6 +1074,9 @@
       <w:bookmarkStart w:id="1003" w:name="_Ref151424007"/>
       <w:bookmarkStart w:id="1004" w:name="_Ref688101815"/>
       <w:r>
+        <w:rPr>
+          <w:rFonts w:hint="eastAsia"/>
+        </w:rPr>
         <w:t>表题</w:t>
       </w:r>
       <w:bookmarkEnd w:id="1001"/>
@@ -1017,8 +1088,12 @@
       <w:pPr>
         <w:pStyle w:val="192"/>
         <w:jc w:val="right"/>
+        <w:keepNext/>
       </w:pPr>
       <w:r>
+        <w:rPr>
+          <w:rFonts w:hint="eastAsia"/>
+        </w:rPr>
         <w:t>单位为毫米</w:t>
       </w:r>
     </w:p>
@@ -1067,6 +1142,9 @@
             </w:pPr>
             <w:r/>
             <w:r>
+              <w:rPr>
+                <w:rFonts w:hint="eastAsia"/>
+              </w:rPr>
               <w:t>类型</w:t>
             </w:r>
           </w:p>
@@ -1092,6 +1170,9 @@
             </w:pPr>
             <w:r/>
             <w:r>
+              <w:rPr>
+                <w:rFonts w:hint="eastAsia"/>
+              </w:rPr>
               <w:t>长度</w:t>
             </w:r>
           </w:p>
@@ -1117,12 +1198,16 @@
             </w:pPr>
             <w:r/>
             <w:r>
+              <w:rPr>
+                <w:rFonts w:hint="eastAsia"/>
+              </w:rPr>
               <w:t>内圆直径</w:t>
             </w:r>
             <w:r>
               <w:rPr>
                 <w:rStyle w:val="102"/>
                 <w:vertAlign w:val="superscript"/>
+                <w:rFonts w:hint="eastAsia"/>
               </w:rPr>
               <w:t>a</w:t>
             </w:r>
@@ -1149,6 +1234,9 @@
             </w:pPr>
             <w:r/>
             <w:r>
+              <w:rPr>
+                <w:rFonts w:hint="eastAsia"/>
+              </w:rPr>
               <w:t>外圆直径</w:t>
             </w:r>
           </w:p>
@@ -1173,6 +1261,9 @@
             </w:pPr>
             <w:r/>
             <w:r>
+              <w:rPr>
+                <w:rFonts w:hint="eastAsia"/>
+              </w:rPr>
               <w:t>A</w:t>
             </w:r>
           </w:p>
@@ -1195,6 +1286,9 @@
             </w:pPr>
             <w:r/>
             <w:r>
+              <w:rPr>
+                <w:rFonts w:hint="eastAsia"/>
+              </w:rPr>
               <w:t>230</w:t>
             </w:r>
           </w:p>
@@ -1217,6 +1311,9 @@
             </w:pPr>
             <w:r/>
             <w:r>
+              <w:rPr>
+                <w:rFonts w:hint="eastAsia"/>
+              </w:rPr>
               <w:t>100</w:t>
             </w:r>
           </w:p>
@@ -1239,6 +1336,9 @@
             </w:pPr>
             <w:r/>
             <w:r>
+              <w:rPr>
+                <w:rFonts w:hint="eastAsia"/>
+              </w:rPr>
               <w:t>125</w:t>
             </w:r>
           </w:p>
@@ -1263,6 +1363,9 @@
             </w:pPr>
             <w:r/>
             <w:r>
+              <w:rPr>
+                <w:rFonts w:hint="eastAsia"/>
+              </w:rPr>
               <w:t>……</w:t>
             </w:r>
           </w:p>
@@ -1285,6 +1388,9 @@
             </w:pPr>
             <w:r/>
             <w:r>
+              <w:rPr>
+                <w:rFonts w:hint="eastAsia"/>
+              </w:rPr>
               <w:t>……</w:t>
             </w:r>
           </w:p>
@@ -1307,6 +1413,9 @@
             </w:pPr>
             <w:r/>
             <w:r>
+              <w:rPr>
+                <w:rFonts w:hint="eastAsia"/>
+              </w:rPr>
               <w:t>……</w:t>
             </w:r>
           </w:p>
@@ -1329,6 +1438,9 @@
             </w:pPr>
             <w:r/>
             <w:r>
+              <w:rPr>
+                <w:rFonts w:hint="eastAsia"/>
+              </w:rPr>
               <w:t>……</w:t>
             </w:r>
           </w:p>
@@ -1355,6 +1467,9 @@
             </w:pPr>
             <w:r/>
             <w:r>
+              <w:rPr>
+                <w:rFonts w:hint="eastAsia"/>
+              </w:rPr>
               <w:t>段（可包含要求型条款）</w:t>
             </w:r>
           </w:p>
@@ -1367,6 +1482,9 @@
               </w:numPr>
             </w:pPr>
             <w:r>
+              <w:rPr>
+                <w:rFonts w:hint="eastAsia"/>
+              </w:rPr>
               <w:t>表中的注的内容</w:t>
             </w:r>
           </w:p>
@@ -1379,6 +1497,9 @@
               </w:numPr>
             </w:pPr>
             <w:r>
+              <w:rPr>
+                <w:rFonts w:hint="eastAsia"/>
+              </w:rPr>
               <w:t>表中的注的内容</w:t>
             </w:r>
           </w:p>
@@ -1408,6 +1529,9 @@
             </w:pPr>
             <w:r/>
             <w:r>
+              <w:rPr>
+                <w:rFonts w:hint="eastAsia"/>
+              </w:rPr>
               <w:t>表脚注的内容</w:t>
             </w:r>
           </w:p>
@@ -1434,9 +1558,15 @@
             </w:pPr>
             <w:r/>
             <w:r>
+              <w:rPr>
+                <w:rFonts w:hint="eastAsia"/>
+              </w:rPr>
               <w:t>来源：</w:t>
             </w:r>
             <w:r>
+              <w:rPr>
+                <w:rFonts w:hint="eastAsia"/>
+              </w:rPr>
               <w:t>资料来自 GB/T 1.1 表格版式示例。</w:t>
             </w:r>
           </w:p>
@@ -1454,6 +1584,9 @@
         <w:pStyle w:val="104"/>
       </w:pPr>
       <w:r>
+        <w:rPr>
+          <w:rFonts w:hint="eastAsia"/>
+        </w:rPr>
         <w:t>图示例</w:t>
       </w:r>
     </w:p>
@@ -1461,8 +1594,12 @@
       <w:pPr>
         <w:pStyle w:val="192"/>
         <w:jc w:val="right"/>
+        <w:keepNext/>
       </w:pPr>
       <w:r>
+        <w:rPr>
+          <w:rFonts w:hint="eastAsia"/>
+        </w:rPr>
         <w:t>关于单位的陈述</w:t>
       </w:r>
     </w:p>
@@ -1609,6 +1746,9 @@
             </w:pPr>
             <w:r/>
             <w:r>
+              <w:rPr>
+                <w:rFonts w:hint="eastAsia"/>
+              </w:rPr>
               <w:t>a)　第一张分图题</w:t>
             </w:r>
           </w:p>
@@ -1630,6 +1770,9 @@
             </w:pPr>
             <w:r/>
             <w:r>
+              <w:rPr>
+                <w:rFonts w:hint="eastAsia"/>
+              </w:rPr>
               <w:t>b)　第二张分图题</w:t>
             </w:r>
           </w:p>
@@ -1639,52 +1782,76 @@
     <w:p>
       <w:pPr>
         <w:pStyle w:val="56"/>
+        <w:ind w:left="0"/>
         <w:jc w:val="left"/>
-        <w:ind w:left="0"/>
       </w:pPr>
       <w:r>
+        <w:rPr>
+          <w:rFonts w:hint="eastAsia"/>
+        </w:rPr>
         <w:t>标引序号说明：</w:t>
       </w:r>
     </w:p>
     <w:p>
       <w:pPr>
         <w:pStyle w:val="56"/>
+        <w:ind w:left="0"/>
         <w:jc w:val="left"/>
-        <w:ind w:left="0"/>
       </w:pPr>
       <w:r>
+        <w:rPr>
+          <w:rFonts w:hint="eastAsia"/>
+        </w:rPr>
         <w:t>1</w:t>
       </w:r>
       <w:r>
+        <w:rPr>
+          <w:rFonts w:hint="eastAsia"/>
+        </w:rPr>
         <w:t>——</w:t>
       </w:r>
       <w:r>
+        <w:rPr>
+          <w:rFonts w:hint="eastAsia"/>
+        </w:rPr>
         <w:t>说明的内容</w:t>
       </w:r>
     </w:p>
     <w:p>
       <w:pPr>
         <w:pStyle w:val="56"/>
+        <w:ind w:left="0"/>
         <w:jc w:val="left"/>
-        <w:ind w:left="0"/>
       </w:pPr>
       <w:r>
+        <w:rPr>
+          <w:rFonts w:hint="eastAsia"/>
+        </w:rPr>
         <w:t>2</w:t>
       </w:r>
       <w:r>
+        <w:rPr>
+          <w:rFonts w:hint="eastAsia"/>
+        </w:rPr>
         <w:t>——</w:t>
       </w:r>
       <w:r>
+        <w:rPr>
+          <w:rFonts w:hint="eastAsia"/>
+        </w:rPr>
         <w:t>说明的内容</w:t>
       </w:r>
     </w:p>
     <w:p>
       <w:pPr>
         <w:pStyle w:val="56"/>
+        <w:ind w:left="0"/>
         <w:jc w:val="left"/>
-        <w:ind w:left="0"/>
       </w:pPr>
       <w:r>
+        <w:rPr>
+          <w:rFonts w:hint="eastAsia"/>
+        </w:rPr>
         <w:t>段（可包含要求型条款）</w:t>
       </w:r>
     </w:p>
@@ -1693,6 +1860,9 @@
         <w:pStyle w:val="179"/>
       </w:pPr>
       <w:r>
+        <w:rPr>
+          <w:rFonts w:hint="eastAsia"/>
+        </w:rPr>
         <w:t>图中的注的内容</w:t>
       </w:r>
     </w:p>
@@ -1706,6 +1876,9 @@
         <w:jc w:val="left"/>
       </w:pPr>
       <w:r>
+        <w:rPr>
+          <w:rFonts w:hint="eastAsia"/>
+        </w:rPr>
         <w:t>图脚注的内容</w:t>
       </w:r>
     </w:p>
@@ -1715,9 +1888,15 @@
         <w:keepNext/>
       </w:pPr>
       <w:r>
+        <w:rPr>
+          <w:rFonts w:hint="eastAsia"/>
+        </w:rPr>
         <w:t>来源：</w:t>
       </w:r>
       <w:r>
+        <w:rPr>
+          <w:rFonts w:hint="eastAsia"/>
+        </w:rPr>
         <w:t>资料来自 GB/T 1.1 图示例。</w:t>
       </w:r>
     </w:p>
@@ -1730,6 +1909,9 @@
         </w:numPr>
       </w:pPr>
       <w:r>
+        <w:rPr>
+          <w:rFonts w:hint="eastAsia"/>
+        </w:rPr>
         <w:t xml:space="preserve">　</w:t>
       </w:r>
       <w:bookmarkStart w:id="1005" w:name="_Ref144773261"/>
@@ -1737,6 +1919,9 @@
       <w:bookmarkStart w:id="1007" w:name="_Ref860876167"/>
       <w:bookmarkStart w:id="1008" w:name="_Ref561634870"/>
       <w:r>
+        <w:rPr>
+          <w:rFonts w:hint="eastAsia"/>
+        </w:rPr>
         <w:t>图题</w:t>
       </w:r>
       <w:bookmarkEnd w:id="1005"/>
@@ -1783,12 +1968,16 @@
         <w:pStyle w:val="64"/>
       </w:pPr>
       <w:r>
+        <w:rPr>
+          <w:rFonts w:hint="eastAsia"/>
+        </w:rPr>
         <w:t>GB/T 1.1—2020  标准化工作导则  第1部分：标准化文件的结构和起草规则</w:t>
       </w:r>
     </w:p>
     <w:p>
       <w:pPr>
         <w:pStyle w:val="56"/>
+        <w:ind w:left="0"/>
         <w:jc w:val="center"/>
       </w:pPr>
       <w:r>
@@ -1893,6 +2082,7 @@
     <w:r>
       <w:rPr>
         <w:lang w:val="zh-CN"/>
+        <w:rFonts w:hint="eastAsia"/>
       </w:rPr>
       <w:t>2</w:t>
     </w:r>
@@ -1937,6 +2127,7 @@
     <w:r>
       <w:rPr>
         <w:lang w:val="zh-CN"/>
+        <w:rFonts w:hint="eastAsia"/>
       </w:rPr>
       <w:t>1</w:t>
     </w:r>
@@ -1985,7 +2176,7 @@
     </w:pPr>
     <w:r>
       <w:rPr>
-        <w:rFonts w:ascii="黑体" w:hAnsi="黑体" w:eastAsia="黑体"/>
+        <w:rFonts w:ascii="黑体" w:hAnsi="黑体" w:eastAsia="黑体" w:hint="eastAsia"/>
       </w:rPr>
       <w:t>Q/LB.</w:t>
     </w:r>
@@ -1997,7 +2188,7 @@
     </w:r>
     <w:r>
       <w:rPr>
-        <w:rFonts w:ascii="黑体" w:hAnsi="黑体" w:eastAsia="黑体"/>
+        <w:rFonts w:ascii="黑体" w:hAnsi="黑体" w:eastAsia="黑体" w:hint="eastAsia"/>
       </w:rPr>
       <w:t>XXXXX-XXXX</w:t>
     </w:r>
@@ -2047,6 +2238,9 @@
       <w:fldChar w:fldCharType="separate"/>
     </w:r>
     <w:r>
+      <w:rPr>
+        <w:rFonts w:hint="eastAsia"/>
+      </w:rPr>
       <w:t>T/XXX XXXX—XXXX</w:t>
     </w:r>
     <w:r>
@@ -2073,6 +2267,9 @@
       <w:fldChar w:fldCharType="separate"/>
     </w:r>
     <w:r>
+      <w:rPr>
+        <w:rFonts w:hint="eastAsia"/>
+      </w:rPr>
       <w:t>T/XXX XXXX—XXXX</w:t>
     </w:r>
     <w:r>
@@ -7122,6 +7319,7 @@
       <w:autoSpaceDN w:val="0"/>
       <w:ind w:firstLine="200" w:firstLineChars="200"/>
       <w:jc w:val="both"/>
+      <w:spacing w:before="0" w:after="0" w:line="400" w:lineRule="exact"/>
     </w:pPr>
     <w:rPr>
       <w:rFonts w:ascii="宋体" w:hAnsi="Times New Roman" w:eastAsia="宋体" w:cs="Times New Roman"/>
@@ -7241,6 +7439,7 @@
         <w:ilvl w:val="0"/>
         <w:numId w:val="1"/>
       </w:numPr>
+      <w:spacing w:before="0" w:after="0" w:line="400" w:lineRule="exact"/>
     </w:pPr>
     <w:rPr>
       <w:rFonts w:ascii="宋体" w:hAnsi="Times New Roman" w:eastAsia="宋体" w:cs="Times New Roman"/>
@@ -7257,7 +7456,7 @@
         <w:ilvl w:val="3"/>
         <w:numId w:val="2"/>
       </w:numPr>
-      <w:spacing w:before="50" w:beforeLines="50" w:after="50" w:afterLines="50"/>
+      <w:spacing w:before="50" w:beforeLines="50" w:after="50" w:afterLines="50" w:line="400" w:lineRule="exact"/>
       <w:jc w:val="both"/>
       <w:outlineLvl w:val="2"/>
     </w:pPr>
@@ -7429,7 +7628,7 @@
       </w:numPr>
       <w:adjustRightInd w:val="0"/>
       <w:snapToGrid w:val="0"/>
-      <w:spacing w:before="50" w:beforeLines="50" w:after="50" w:afterLines="50"/>
+      <w:spacing w:before="50" w:beforeLines="50" w:after="50" w:afterLines="50" w:line="400" w:lineRule="exact"/>
       <w:jc w:val="center"/>
       <w:textAlignment w:val="baseline"/>
     </w:pPr>
@@ -7549,7 +7748,7 @@
       </w:numPr>
       <w:adjustRightInd w:val="0"/>
       <w:snapToGrid w:val="0"/>
-      <w:spacing w:before="50" w:beforeLines="50" w:after="50" w:afterLines="50"/>
+      <w:spacing w:before="50" w:beforeLines="50" w:after="50" w:afterLines="50" w:line="400" w:lineRule="exact"/>
       <w:jc w:val="center"/>
     </w:pPr>
     <w:rPr>
@@ -7693,6 +7892,7 @@
       </w:numPr>
       <w:adjustRightInd w:val="0"/>
       <w:snapToGrid w:val="0"/>
+      <w:spacing w:before="0" w:after="0" w:line="400" w:lineRule="exact"/>
     </w:pPr>
     <w:rPr>
       <w:rFonts w:ascii="Times New Roman" w:hAnsi="Times New Roman" w:eastAsia="宋体" w:cs="Times New Roman"/>
@@ -7708,6 +7908,7 @@
       <w:numPr>
         <w:numId w:val="10"/>
       </w:numPr>
+      <w:spacing w:before="0" w:after="0" w:line="400" w:lineRule="exact"/>
     </w:pPr>
   </w:style>
   <w:style w:type="paragraph" w:customStyle="1" w:styleId="94">
@@ -7721,6 +7922,7 @@
         <w:ilvl w:val="4"/>
       </w:numPr>
       <w:outlineLvl w:val="3"/>
+      <w:spacing w:before="50" w:after="50" w:line="400" w:lineRule="exact"/>
     </w:pPr>
   </w:style>
   <w:style w:type="character" w:customStyle="1" w:styleId="95">
@@ -7756,6 +7958,7 @@
         <w:numId w:val="11"/>
       </w:numPr>
       <w:jc w:val="both"/>
+      <w:spacing w:before="0" w:after="0" w:line="400" w:lineRule="exact"/>
     </w:pPr>
     <w:rPr>
       <w:rFonts w:ascii="宋体" w:hAnsi="宋体" w:eastAsia="宋体" w:cs="Times New Roman"/>
@@ -7773,7 +7976,7 @@
         <w:ilvl w:val="5"/>
         <w:numId w:val="2"/>
       </w:numPr>
-      <w:spacing w:before="50" w:beforeLines="50" w:after="50" w:afterLines="50"/>
+      <w:spacing w:before="50" w:beforeLines="50" w:after="50" w:afterLines="50" w:line="400" w:lineRule="exact"/>
       <w:jc w:val="both"/>
       <w:outlineLvl w:val="4"/>
     </w:pPr>
@@ -7847,7 +8050,7 @@
         <w:ilvl w:val="6"/>
         <w:numId w:val="2"/>
       </w:numPr>
-      <w:spacing w:before="50" w:beforeLines="50" w:after="50" w:afterLines="50"/>
+      <w:spacing w:before="50" w:beforeLines="50" w:after="50" w:afterLines="50" w:line="400" w:lineRule="exact"/>
       <w:jc w:val="both"/>
       <w:outlineLvl w:val="5"/>
     </w:pPr>
@@ -7866,7 +8069,7 @@
         <w:ilvl w:val="1"/>
         <w:numId w:val="2"/>
       </w:numPr>
-      <w:spacing w:before="100" w:beforeLines="100" w:after="100" w:afterLines="100"/>
+      <w:spacing w:before="240" w:after="240" w:line="400" w:lineRule="exact"/>
       <w:jc w:val="both"/>
       <w:outlineLvl w:val="0"/>
     </w:pPr>
@@ -7885,7 +8088,7 @@
       <w:numPr>
         <w:ilvl w:val="2"/>
       </w:numPr>
-      <w:spacing w:before="50" w:beforeLines="50" w:after="50" w:afterLines="50"/>
+      <w:spacing w:before="50" w:beforeLines="50" w:after="50" w:afterLines="50" w:line="400" w:lineRule="exact"/>
       <w:outlineLvl w:val="1"/>
     </w:pPr>
   </w:style>
@@ -7941,6 +8144,7 @@
         <w:numId w:val="13"/>
       </w:numPr>
       <w:jc w:val="both"/>
+      <w:spacing w:before="0" w:after="0" w:line="400" w:lineRule="exact"/>
     </w:pPr>
     <w:rPr>
       <w:rFonts w:ascii="宋体" w:hAnsi="Times New Roman" w:eastAsia="宋体" w:cs="Times New Roman"/>
@@ -8006,7 +8210,7 @@
       <w:tabs>
         <w:tab w:val="left" w:pos="0"/>
       </w:tabs>
-      <w:spacing w:before="50" w:beforeLines="50" w:after="50" w:afterLines="50"/>
+      <w:spacing w:before="50" w:beforeLines="50" w:after="50" w:afterLines="50" w:line="400" w:lineRule="exact"/>
       <w:jc w:val="center"/>
     </w:pPr>
     <w:rPr>
@@ -8040,7 +8244,7 @@
         <w:ilvl w:val="0"/>
         <w:numId w:val="17"/>
       </w:numPr>
-      <w:spacing w:before="50" w:beforeLines="50" w:after="50" w:afterLines="50"/>
+      <w:spacing w:before="50" w:beforeLines="50" w:after="50" w:afterLines="50" w:line="400" w:lineRule="exact"/>
       <w:jc w:val="center"/>
     </w:pPr>
     <w:rPr>
@@ -8092,6 +8296,7 @@
         <w:ilvl w:val="2"/>
         <w:numId w:val="13"/>
       </w:numPr>
+      <w:spacing w:before="0" w:after="0" w:line="400" w:lineRule="exact"/>
     </w:pPr>
     <w:rPr>
       <w:rFonts w:ascii="宋体" w:hAnsi="Times New Roman" w:eastAsia="宋体" w:cs="Times New Roman"/>
@@ -8710,7 +8915,7 @@
     <w:qFormat/>
     <w:uiPriority w:val="0"/>
     <w:pPr>
-      <w:spacing w:before="0" w:beforeLines="0" w:after="0" w:afterLines="0"/>
+      <w:spacing w:before="0" w:beforeLines="0" w:after="0" w:afterLines="0" w:line="400" w:lineRule="exact"/>
       <w:outlineLvl w:val="9"/>
     </w:pPr>
     <w:rPr>
@@ -8723,7 +8928,7 @@
     <w:qFormat/>
     <w:uiPriority w:val="0"/>
     <w:pPr>
-      <w:spacing w:before="0" w:beforeLines="0" w:after="0" w:afterLines="0"/>
+      <w:spacing w:before="0" w:beforeLines="0" w:after="0" w:afterLines="0" w:line="400" w:lineRule="exact"/>
       <w:outlineLvl w:val="9"/>
     </w:pPr>
     <w:rPr>
@@ -8736,7 +8941,7 @@
     <w:qFormat/>
     <w:uiPriority w:val="0"/>
     <w:pPr>
-      <w:spacing w:before="0" w:beforeLines="0" w:after="0" w:afterLines="0"/>
+      <w:spacing w:before="0" w:beforeLines="0" w:after="0" w:afterLines="0" w:line="400" w:lineRule="exact"/>
       <w:outlineLvl w:val="9"/>
     </w:pPr>
     <w:rPr>
@@ -8749,7 +8954,7 @@
     <w:qFormat/>
     <w:uiPriority w:val="0"/>
     <w:pPr>
-      <w:spacing w:before="0" w:beforeLines="0" w:after="0" w:afterLines="0"/>
+      <w:spacing w:before="0" w:beforeLines="0" w:after="0" w:afterLines="0" w:line="400" w:lineRule="exact"/>
       <w:outlineLvl w:val="9"/>
     </w:pPr>
     <w:rPr>
@@ -8772,7 +8977,7 @@
     <w:qFormat/>
     <w:uiPriority w:val="0"/>
     <w:pPr>
-      <w:spacing w:before="0" w:beforeLines="0" w:after="0" w:afterLines="0"/>
+      <w:spacing w:before="0" w:beforeLines="0" w:after="0" w:afterLines="0" w:line="400" w:lineRule="exact"/>
       <w:outlineLvl w:val="9"/>
     </w:pPr>
     <w:rPr>
@@ -8878,6 +9083,7 @@
         <w:numId w:val="13"/>
       </w:numPr>
       <w:jc w:val="both"/>
+      <w:spacing w:before="0" w:after="0" w:line="400" w:lineRule="exact"/>
     </w:pPr>
     <w:rPr>
       <w:rFonts w:ascii="宋体" w:hAnsi="Times New Roman" w:eastAsia="宋体" w:cs="Times New Roman"/>
@@ -8959,6 +9165,7 @@
       <w:autoSpaceDE w:val="0"/>
       <w:autoSpaceDN w:val="0"/>
       <w:jc w:val="both"/>
+      <w:spacing w:before="0" w:after="0" w:line="300" w:lineRule="exact"/>
     </w:pPr>
     <w:rPr>
       <w:rFonts w:ascii="宋体" w:hAnsi="Times New Roman" w:eastAsia="宋体" w:cs="Times New Roman"/>
@@ -8979,6 +9186,7 @@
       <w:autoSpaceDE w:val="0"/>
       <w:autoSpaceDN w:val="0"/>
       <w:jc w:val="both"/>
+      <w:spacing w:before="0" w:after="0" w:line="300" w:lineRule="exact"/>
     </w:pPr>
     <w:rPr>
       <w:rFonts w:ascii="宋体" w:hAnsi="Times New Roman" w:eastAsia="宋体" w:cs="Times New Roman"/>
@@ -8998,6 +9206,7 @@
         <w:numId w:val="28"/>
       </w:numPr>
       <w:jc w:val="both"/>
+      <w:spacing w:before="0" w:after="0" w:line="400" w:lineRule="exact"/>
     </w:pPr>
     <w:rPr>
       <w:rFonts w:ascii="宋体" w:hAnsi="Times New Roman" w:eastAsia="宋体" w:cs="Times New Roman"/>
@@ -9013,6 +9222,7 @@
     <w:uiPriority w:val="0"/>
     <w:pPr>
       <w:ind w:firstLine="420"/>
+      <w:spacing w:before="0" w:after="0" w:line="400" w:lineRule="exact"/>
     </w:pPr>
     <w:rPr>
       <w:sz w:val="18"/>
@@ -9586,6 +9796,9 @@
     <w:next w:val="56"/>
     <w:qFormat/>
     <w:uiPriority w:val="0"/>
+    <w:pPr>
+      <w:spacing w:before="0" w:after="0" w:line="400" w:lineRule="exact"/>
+    </w:pPr>
   </w:style>
   <w:style w:type="paragraph" w:customStyle="1" w:styleId="224">
     <w:name w:val="标准文件_术语条二"/>
@@ -9593,6 +9806,9 @@
     <w:next w:val="56"/>
     <w:qFormat/>
     <w:uiPriority w:val="0"/>
+    <w:pPr>
+      <w:spacing w:before="0" w:after="0" w:line="400" w:lineRule="exact"/>
+    </w:pPr>
   </w:style>
   <w:style w:type="paragraph" w:customStyle="1" w:styleId="225">
     <w:name w:val="标准文件_术语条三"/>
